--- a/docs/HUONG_DAN_SU_DUNG.docx
+++ b/docs/HUONG_DAN_SU_DUNG.docx
@@ -2602,6 +2602,69 @@
     </w:p>
     <w:p>
       <w:pPr>
+        <w:spacing w:before="120" w:after="0" w:line="300" w:lineRule="auto"/>
+        <w:ind w:left="170"/>
+        <w:shd w:val="clear" w:fill="FBF3DC"/>
+        <w:pBdr>
+          <w:left w:val="single" w:sz="18" w:space="8" w:color="C8952B"/>
+        </w:pBdr>
+      </w:pPr>
+      <w:r>
+        <w:rPr>
+          <w:rFonts w:ascii="Calibri" w:hAnsi="Calibri" w:eastAsia="Calibri" w:cs="Calibri"/>
+          <w:color w:val="1F2937"/>
+          <w:sz w:val="21"/>
+        </w:rPr>
+        <w:t xml:space="preserve">ℹ️ </w:t>
+      </w:r>
+      <w:r>
+        <w:rPr>
+          <w:rFonts w:ascii="Calibri" w:hAnsi="Calibri" w:eastAsia="Calibri" w:cs="Calibri"/>
+          <w:b/>
+          <w:color w:val="1F2937"/>
+          <w:sz w:val="21"/>
+        </w:rPr>
+        <w:t>Nền sáng hay nền tối tuỳ bạn</w:t>
+      </w:r>
+    </w:p>
+    <w:p>
+      <w:pPr>
+        <w:spacing w:before="0" w:after="0" w:line="300" w:lineRule="auto"/>
+        <w:ind w:left="170"/>
+        <w:shd w:val="clear" w:fill="FBF3DC"/>
+        <w:pBdr>
+          <w:left w:val="single" w:sz="18" w:space="8" w:color="C8952B"/>
+        </w:pBdr>
+      </w:pPr>
+      <w:r>
+        <w:rPr>
+          <w:rFonts w:ascii="Calibri" w:hAnsi="Calibri" w:eastAsia="Calibri" w:cs="Calibri"/>
+          <w:color w:val="1F2937"/>
+          <w:sz w:val="21"/>
+        </w:rPr>
+        <w:t xml:space="preserve"> </w:t>
+      </w:r>
+    </w:p>
+    <w:p>
+      <w:pPr>
+        <w:spacing w:before="0" w:after="120" w:line="300" w:lineRule="auto"/>
+        <w:ind w:left="170"/>
+        <w:shd w:val="clear" w:fill="FBF3DC"/>
+        <w:pBdr>
+          <w:left w:val="single" w:sz="18" w:space="8" w:color="C8952B"/>
+        </w:pBdr>
+      </w:pPr>
+      <w:r>
+        <w:rPr>
+          <w:rFonts w:ascii="Calibri" w:hAnsi="Calibri" w:eastAsia="Calibri" w:cs="Calibri"/>
+          <w:color w:val="1F2937"/>
+          <w:sz w:val="21"/>
+        </w:rPr>
+        <w:t>Nút đổi nền nằm ở góc phải thanh điều hướng. Lựa chọn được nhớ lại cho những lần sau, và mặc định đi theo cài đặt sáng/tối của máy bạn.</w:t>
+      </w:r>
+    </w:p>
+    <w:p>
+      <w:pPr>
         <w:spacing w:before="120" w:after="120"/>
         <w:pBdr>
           <w:bottom w:val="single" w:sz="6" w:space="4" w:color="D6DEE8"/>
@@ -5150,7 +5213,7 @@
           <w:color w:val="1F2937"/>
           <w:sz w:val="21"/>
         </w:rPr>
-        <w:t xml:space="preserve">Toàn bộ tiến độ (phiên đã tích, bản nháp, lịch sử tự chấm, chủ đề Toán đã nắm, bài thi thử) lưu </w:t>
+        <w:t xml:space="preserve">Toàn bộ tiến độ lưu </w:t>
       </w:r>
       <w:r>
         <w:rPr>
@@ -5167,7 +5230,214 @@
           <w:color w:val="1F2937"/>
           <w:sz w:val="21"/>
         </w:rPr>
-        <w:t>, không có tài khoản và không đồng bộ lên máy chủ.</w:t>
+        <w:t xml:space="preserve">, không có tài khoản và không đồng bộ lên máy chủ. Những thứ sau được </w:t>
+      </w:r>
+      <w:r>
+        <w:rPr>
+          <w:rFonts w:ascii="Calibri" w:hAnsi="Calibri" w:eastAsia="Calibri" w:cs="Calibri"/>
+          <w:b/>
+          <w:color w:val="1F2937"/>
+          <w:sz w:val="21"/>
+        </w:rPr>
+        <w:t>tự động lưu</w:t>
+      </w:r>
+      <w:r>
+        <w:rPr>
+          <w:rFonts w:ascii="Calibri" w:hAnsi="Calibri" w:eastAsia="Calibri" w:cs="Calibri"/>
+          <w:color w:val="1F2937"/>
+          <w:sz w:val="21"/>
+        </w:rPr>
+        <w:t>, không cần bấm nút nào:</w:t>
+      </w:r>
+    </w:p>
+    <w:p>
+      <w:pPr>
+        <w:spacing w:before="0" w:after="80" w:line="300" w:lineRule="auto"/>
+        <w:ind w:left="425" w:hanging="255"/>
+      </w:pPr>
+      <w:r>
+        <w:rPr>
+          <w:rFonts w:ascii="Calibri" w:hAnsi="Calibri" w:eastAsia="Calibri" w:cs="Calibri"/>
+          <w:b/>
+          <w:color w:val="2F7A57"/>
+          <w:sz w:val="21"/>
+        </w:rPr>
+        <w:t xml:space="preserve">•  </w:t>
+      </w:r>
+      <w:r>
+        <w:rPr>
+          <w:rFonts w:ascii="Calibri" w:hAnsi="Calibri" w:eastAsia="Calibri" w:cs="Calibri"/>
+          <w:color w:val="1F2937"/>
+          <w:sz w:val="21"/>
+        </w:rPr>
+        <w:t>Phiên đã tích hoàn thành ở Lộ trình.</w:t>
+      </w:r>
+    </w:p>
+    <w:p>
+      <w:pPr>
+        <w:spacing w:before="0" w:after="80" w:line="300" w:lineRule="auto"/>
+        <w:ind w:left="425" w:hanging="255"/>
+      </w:pPr>
+      <w:r>
+        <w:rPr>
+          <w:rFonts w:ascii="Calibri" w:hAnsi="Calibri" w:eastAsia="Calibri" w:cs="Calibri"/>
+          <w:b/>
+          <w:color w:val="2F7A57"/>
+          <w:sz w:val="21"/>
+        </w:rPr>
+        <w:t xml:space="preserve">•  </w:t>
+      </w:r>
+      <w:r>
+        <w:rPr>
+          <w:rFonts w:ascii="Calibri" w:hAnsi="Calibri" w:eastAsia="Calibri" w:cs="Calibri"/>
+          <w:b/>
+          <w:color w:val="1F2937"/>
+          <w:sz w:val="21"/>
+        </w:rPr>
+        <w:t>Bản nháp phiếu đánh giá</w:t>
+      </w:r>
+      <w:r>
+        <w:rPr>
+          <w:rFonts w:ascii="Calibri" w:hAnsi="Calibri" w:eastAsia="Calibri" w:cs="Calibri"/>
+          <w:color w:val="1F2937"/>
+          <w:sz w:val="21"/>
+        </w:rPr>
+        <w:t xml:space="preserve"> — đổi phiên hay tải lại trang đều không mất.</w:t>
+      </w:r>
+    </w:p>
+    <w:p>
+      <w:pPr>
+        <w:spacing w:before="0" w:after="80" w:line="300" w:lineRule="auto"/>
+        <w:ind w:left="425" w:hanging="255"/>
+      </w:pPr>
+      <w:r>
+        <w:rPr>
+          <w:rFonts w:ascii="Calibri" w:hAnsi="Calibri" w:eastAsia="Calibri" w:cs="Calibri"/>
+          <w:b/>
+          <w:color w:val="2F7A57"/>
+          <w:sz w:val="21"/>
+        </w:rPr>
+        <w:t xml:space="preserve">•  </w:t>
+      </w:r>
+      <w:r>
+        <w:rPr>
+          <w:rFonts w:ascii="Calibri" w:hAnsi="Calibri" w:eastAsia="Calibri" w:cs="Calibri"/>
+          <w:b/>
+          <w:color w:val="1F2937"/>
+          <w:sz w:val="21"/>
+        </w:rPr>
+        <w:t>Code bạn viết trong Code Arena</w:t>
+      </w:r>
+      <w:r>
+        <w:rPr>
+          <w:rFonts w:ascii="Calibri" w:hAnsi="Calibri" w:eastAsia="Calibri" w:cs="Calibri"/>
+          <w:color w:val="1F2937"/>
+          <w:sz w:val="21"/>
+        </w:rPr>
+        <w:t xml:space="preserve"> — lưu riêng cho từng bài, còn nguyên sau khi tải lại trang.</w:t>
+      </w:r>
+    </w:p>
+    <w:p>
+      <w:pPr>
+        <w:spacing w:before="0" w:after="80" w:line="300" w:lineRule="auto"/>
+        <w:ind w:left="425" w:hanging="255"/>
+      </w:pPr>
+      <w:r>
+        <w:rPr>
+          <w:rFonts w:ascii="Calibri" w:hAnsi="Calibri" w:eastAsia="Calibri" w:cs="Calibri"/>
+          <w:b/>
+          <w:color w:val="2F7A57"/>
+          <w:sz w:val="21"/>
+        </w:rPr>
+        <w:t xml:space="preserve">•  </w:t>
+      </w:r>
+      <w:r>
+        <w:rPr>
+          <w:rFonts w:ascii="Calibri" w:hAnsi="Calibri" w:eastAsia="Calibri" w:cs="Calibri"/>
+          <w:color w:val="1F2937"/>
+          <w:sz w:val="21"/>
+        </w:rPr>
+        <w:t>Lịch sử tự chấm, chủ đề Toán đã đánh dấu, và bài thi thử đang làm dở (giữ cả đồng hồ).</w:t>
+      </w:r>
+    </w:p>
+    <w:p>
+      <w:pPr>
+        <w:spacing w:before="120" w:after="0" w:line="300" w:lineRule="auto"/>
+        <w:ind w:left="170"/>
+        <w:shd w:val="clear" w:fill="FBF3DC"/>
+        <w:pBdr>
+          <w:left w:val="single" w:sz="18" w:space="8" w:color="C8952B"/>
+        </w:pBdr>
+      </w:pPr>
+      <w:r>
+        <w:rPr>
+          <w:rFonts w:ascii="Calibri" w:hAnsi="Calibri" w:eastAsia="Calibri" w:cs="Calibri"/>
+          <w:color w:val="1F2937"/>
+          <w:sz w:val="21"/>
+        </w:rPr>
+        <w:t xml:space="preserve">ℹ️ </w:t>
+      </w:r>
+      <w:r>
+        <w:rPr>
+          <w:rFonts w:ascii="Calibri" w:hAnsi="Calibri" w:eastAsia="Calibri" w:cs="Calibri"/>
+          <w:b/>
+          <w:color w:val="1F2937"/>
+          <w:sz w:val="21"/>
+        </w:rPr>
+        <w:t>Lỡ tay thì sao?</w:t>
+      </w:r>
+    </w:p>
+    <w:p>
+      <w:pPr>
+        <w:spacing w:before="0" w:after="0" w:line="300" w:lineRule="auto"/>
+        <w:ind w:left="170"/>
+        <w:shd w:val="clear" w:fill="FBF3DC"/>
+        <w:pBdr>
+          <w:left w:val="single" w:sz="18" w:space="8" w:color="C8952B"/>
+        </w:pBdr>
+      </w:pPr>
+      <w:r>
+        <w:rPr>
+          <w:rFonts w:ascii="Calibri" w:hAnsi="Calibri" w:eastAsia="Calibri" w:cs="Calibri"/>
+          <w:color w:val="1F2937"/>
+          <w:sz w:val="21"/>
+        </w:rPr>
+        <w:t xml:space="preserve"> </w:t>
+      </w:r>
+    </w:p>
+    <w:p>
+      <w:pPr>
+        <w:spacing w:before="0" w:after="120" w:line="300" w:lineRule="auto"/>
+        <w:ind w:left="170"/>
+        <w:shd w:val="clear" w:fill="FBF3DC"/>
+        <w:pBdr>
+          <w:left w:val="single" w:sz="18" w:space="8" w:color="C8952B"/>
+        </w:pBdr>
+      </w:pPr>
+      <w:r>
+        <w:rPr>
+          <w:rFonts w:ascii="Calibri" w:hAnsi="Calibri" w:eastAsia="Calibri" w:cs="Calibri"/>
+          <w:color w:val="1F2937"/>
+          <w:sz w:val="21"/>
+        </w:rPr>
+        <w:t xml:space="preserve">Các thao tác xoá đều </w:t>
+      </w:r>
+      <w:r>
+        <w:rPr>
+          <w:rFonts w:ascii="Calibri" w:hAnsi="Calibri" w:eastAsia="Calibri" w:cs="Calibri"/>
+          <w:b/>
+          <w:color w:val="1F2937"/>
+          <w:sz w:val="21"/>
+        </w:rPr>
+        <w:t>hỏi lại trước khi thực hiện</w:t>
+      </w:r>
+      <w:r>
+        <w:rPr>
+          <w:rFonts w:ascii="Calibri" w:hAnsi="Calibri" w:eastAsia="Calibri" w:cs="Calibri"/>
+          <w:color w:val="1F2937"/>
+          <w:sz w:val="21"/>
+        </w:rPr>
+        <w:t>: nút “Khôi phục” trong Code Arena và việc rời khỏi bài thi thử đang chạy. Bấm nhầm rồi chọn Huỷ thì bài làm vẫn còn nguyên.</w:t>
       </w:r>
     </w:p>
     <w:p>
@@ -5207,7 +5477,7 @@
           <w:color w:val="1F2937"/>
           <w:sz w:val="21"/>
         </w:rPr>
-        <w:t>.</w:t>
+        <w:t xml:space="preserve"> (dữ liệu không theo bạn sang máy khác).</w:t>
       </w:r>
     </w:p>
     <w:p>
